--- a/templates/template_sci论文-标题不编号.docx
+++ b/templates/template_sci论文-标题不编号.docx
@@ -2969,6 +2969,7 @@
     <w:basedOn w:val="a"/>
     <w:next w:val="a0"/>
     <w:qFormat/>
+    <w:rsid w:val="006729AD"/>
     <w:pPr>
       <w:keepNext/>
       <w:keepLines/>
@@ -2979,7 +2980,6 @@
       <w:rFonts w:asciiTheme="majorHAnsi" w:eastAsiaTheme="majorEastAsia" w:hAnsiTheme="majorHAnsi" w:cstheme="majorBidi"/>
       <w:b/>
       <w:bCs/>
-      <w:color w:val="345A8A" w:themeColor="accent1" w:themeShade="B5"/>
       <w:sz w:val="36"/>
       <w:szCs w:val="36"/>
     </w:rPr>
@@ -3218,6 +3218,7 @@
     <w:uiPriority w:val="39"/>
     <w:unhideWhenUsed/>
     <w:qFormat/>
+    <w:rsid w:val="006729AD"/>
     <w:pPr>
       <w:spacing w:before="240" w:line="259" w:lineRule="auto"/>
       <w:outlineLvl w:val="9"/>
@@ -3225,7 +3226,6 @@
     <w:rPr>
       <w:b w:val="0"/>
       <w:bCs w:val="0"/>
-      <w:color w:val="365F91" w:themeColor="accent1" w:themeShade="BF"/>
     </w:rPr>
   </w:style>
   <w:style w:type="paragraph" w:customStyle="1" w:styleId="SourceCode">
